--- a/templates/ROYAL/KSA/POA_DM.docx
+++ b/templates/ROYAL/KSA/POA_DM.docx
@@ -337,6 +337,7 @@
                 <w:szCs w:val="24"/>
               </w:rPr>
             </w:pPr>
+            <w:proofErr w:type="gramStart"/>
             <w:r>
               <w:rPr>
                 <w:rFonts w:ascii="Times New Roman" w:hAnsi="Times New Roman" w:cs="Times New Roman"/>
@@ -362,7 +363,17 @@
                 <w:sz w:val="24"/>
                 <w:szCs w:val="24"/>
               </w:rPr>
-              <w:t>.No.</w:t>
+              <w:t>.</w:t>
+            </w:r>
+            <w:proofErr w:type="gramEnd"/>
+            <w:r>
+              <w:rPr>
+                <w:rFonts w:ascii="Times New Roman" w:hAnsi="Times New Roman" w:cs="Times New Roman"/>
+                <w:b/>
+                <w:sz w:val="24"/>
+                <w:szCs w:val="24"/>
+              </w:rPr>
+              <w:t>No.</w:t>
             </w:r>
           </w:p>
         </w:tc>
@@ -1163,15 +1174,33 @@
           <w:sz w:val="24"/>
           <w:szCs w:val="24"/>
         </w:rPr>
-        <w:t xml:space="preserve">            </w:t>
-      </w:r>
-      <w:r>
-        <w:rPr>
-          <w:rFonts w:ascii="Times New Roman" w:hAnsi="Times New Roman" w:cs="Times New Roman"/>
-          <w:sz w:val="24"/>
-          <w:szCs w:val="24"/>
-        </w:rPr>
-        <w:t xml:space="preserve">: </w:t>
+        <w:t xml:space="preserve">          </w:t>
+      </w:r>
+      <w:proofErr w:type="gramStart"/>
+      <w:r>
+        <w:rPr>
+          <w:rFonts w:ascii="Times New Roman" w:hAnsi="Times New Roman" w:cs="Times New Roman"/>
+          <w:sz w:val="24"/>
+          <w:szCs w:val="24"/>
+        </w:rPr>
+        <w:t xml:space="preserve">  </w:t>
+      </w:r>
+      <w:r>
+        <w:rPr>
+          <w:rFonts w:ascii="Times New Roman" w:hAnsi="Times New Roman" w:cs="Times New Roman"/>
+          <w:sz w:val="24"/>
+          <w:szCs w:val="24"/>
+        </w:rPr>
+        <w:t>:</w:t>
+      </w:r>
+      <w:proofErr w:type="gramEnd"/>
+      <w:r>
+        <w:rPr>
+          <w:rFonts w:ascii="Times New Roman" w:hAnsi="Times New Roman" w:cs="Times New Roman"/>
+          <w:sz w:val="24"/>
+          <w:szCs w:val="24"/>
+        </w:rPr>
+        <w:t xml:space="preserve"> </w:t>
       </w:r>
       <w:r>
         <w:rPr>
@@ -1359,6 +1388,7 @@
         </w:rPr>
         <w:tab/>
       </w:r>
+      <w:proofErr w:type="gramStart"/>
       <w:r>
         <w:rPr>
           <w:rFonts w:ascii="Times New Roman" w:hAnsi="Times New Roman" w:cs="Times New Roman"/>
@@ -1374,7 +1404,16 @@
           <w:sz w:val="24"/>
           <w:szCs w:val="24"/>
         </w:rPr>
-        <w:t xml:space="preserve">As per </w:t>
+        <w:t>As</w:t>
+      </w:r>
+      <w:proofErr w:type="gramEnd"/>
+      <w:r>
+        <w:rPr>
+          <w:rFonts w:ascii="Times New Roman" w:hAnsi="Times New Roman" w:cs="Times New Roman"/>
+          <w:sz w:val="24"/>
+          <w:szCs w:val="24"/>
+        </w:rPr>
+        <w:t xml:space="preserve"> per </w:t>
       </w:r>
       <w:r>
         <w:rPr>
@@ -1440,11 +1479,72 @@
       </w:pPr>
       <w:r>
         <w:rPr>
-          <w:b/>
+          <w:rFonts w:ascii="Times New Roman" w:hAnsi="Times New Roman" w:cs="Times New Roman"/>
           <w:noProof/>
+          <w:sz w:val="24"/>
+          <w:szCs w:val="24"/>
+        </w:rPr>
+        <w:pict w14:anchorId="174E44D0">
+          <v:rect id="_x0000_s1027" style="position:absolute;left:0;text-align:left;margin-left:77.3pt;margin-top:12.2pt;width:115pt;height:66pt;z-index:251662848;mso-position-horizontal-relative:text;mso-position-vertical-relative:text" fillcolor="#4472c4 [3204]" stroked="f">
+            <v:textbox style="mso-next-textbox:#_x0000_s1027">
+              <w:txbxContent>
+                <w:p>
+                  <w:pPr>
+                    <w:rPr>
+                      <w:lang w:val="en-IN"/>
+                    </w:rPr>
+                  </w:pPr>
+                  <w:r>
+                    <w:rPr>
+                      <w:lang w:val="en-IN"/>
+                    </w:rPr>
+                    <w:t>{{SPONSOR_SIGNATURE}}</w:t>
+                  </w:r>
+                </w:p>
+                <w:p/>
+              </w:txbxContent>
+            </v:textbox>
+          </v:rect>
+        </w:pict>
+      </w:r>
+      <w:r>
+        <w:rPr>
+          <w:rFonts w:ascii="Times New Roman" w:hAnsi="Times New Roman" w:cs="Times New Roman"/>
+          <w:noProof/>
+          <w:sz w:val="24"/>
+          <w:szCs w:val="24"/>
+        </w:rPr>
+        <w:pict w14:anchorId="66949239">
+          <v:rect id="_x0000_s1026" style="position:absolute;left:0;text-align:left;margin-left:72.5pt;margin-top:7.9pt;width:125.95pt;height:74.85pt;z-index:251661824;mso-position-horizontal-relative:text;mso-position-vertical-relative:text">
+            <v:textbox style="mso-next-textbox:#_x0000_s1026">
+              <w:txbxContent>
+                <w:p>
+                  <w:pPr>
+                    <w:rPr>
+                      <w:lang w:val="en-IN"/>
+                    </w:rPr>
+                  </w:pPr>
+                  <w:proofErr w:type="spellStart"/>
+                  <w:r>
+                    <w:rPr>
+                      <w:lang w:val="en-IN"/>
+                    </w:rPr>
+                    <w:t>BoarderBoX</w:t>
+                  </w:r>
+                  <w:proofErr w:type="spellEnd"/>
+                </w:p>
+              </w:txbxContent>
+            </v:textbox>
+          </v:rect>
+        </w:pict>
+      </w:r>
+      <w:r>
+        <w:rPr>
+          <w:b/>
+          <w:noProof/>
         </w:rPr>
         <w:drawing>
-          <wp:anchor distT="0" distB="0" distL="114300" distR="114300" simplePos="0" relativeHeight="251658752" behindDoc="1" locked="0" layoutInCell="1" allowOverlap="1" wp14:anchorId="1B6D8F50" wp14:editId="1E98DF73">
+          <wp:anchor distT="0" distB="0" distL="114300" distR="114300" simplePos="0" relativeHeight="251658240" behindDoc="1" locked="0" layoutInCell="1" allowOverlap="1" wp14:anchorId="1B6D8F50" wp14:editId="1E98DF73">
             <wp:simplePos x="0" y="0"/>
             <wp:positionH relativeFrom="column">
               <wp:posOffset>3810000</wp:posOffset>
@@ -2267,7 +2367,7 @@
           <w:noProof/>
         </w:rPr>
         <w:drawing>
-          <wp:anchor distT="0" distB="0" distL="114300" distR="114300" simplePos="0" relativeHeight="251660800" behindDoc="1" locked="0" layoutInCell="1" allowOverlap="1" wp14:anchorId="330BA564" wp14:editId="746285DE">
+          <wp:anchor distT="0" distB="0" distL="114300" distR="114300" simplePos="0" relativeHeight="251658752" behindDoc="1" locked="0" layoutInCell="1" allowOverlap="1" wp14:anchorId="330BA564" wp14:editId="746285DE">
             <wp:simplePos x="0" y="0"/>
             <wp:positionH relativeFrom="column">
               <wp:posOffset>4000500</wp:posOffset>
@@ -2349,6 +2449,37 @@
       <w:r>
         <w:rPr>
           <w:rFonts w:ascii="Times New Roman" w:hAnsi="Times New Roman" w:cs="Times New Roman"/>
+          <w:noProof/>
+          <w:sz w:val="24"/>
+          <w:szCs w:val="24"/>
+        </w:rPr>
+        <w:pict w14:anchorId="66949239">
+          <v:rect id="_x0000_s1028" style="position:absolute;left:0;text-align:left;margin-left:14pt;margin-top:21.65pt;width:125.95pt;height:74.85pt;z-index:251663872;mso-position-horizontal-relative:text;mso-position-vertical-relative:text">
+            <v:textbox style="mso-next-textbox:#_x0000_s1028">
+              <w:txbxContent>
+                <w:p>
+                  <w:pPr>
+                    <w:rPr>
+                      <w:lang w:val="en-IN"/>
+                    </w:rPr>
+                  </w:pPr>
+                  <w:proofErr w:type="spellStart"/>
+                  <w:r>
+                    <w:rPr>
+                      <w:lang w:val="en-IN"/>
+                    </w:rPr>
+                    <w:t>BoarderBoX</w:t>
+                  </w:r>
+                  <w:proofErr w:type="spellEnd"/>
+                </w:p>
+              </w:txbxContent>
+            </v:textbox>
+          </v:rect>
+        </w:pict>
+      </w:r>
+      <w:r>
+        <w:rPr>
+          <w:rFonts w:ascii="Times New Roman" w:hAnsi="Times New Roman" w:cs="Times New Roman"/>
           <w:b/>
           <w:sz w:val="24"/>
           <w:szCs w:val="24"/>
@@ -2376,6 +2507,36 @@
           <w:szCs w:val="24"/>
         </w:rPr>
       </w:pPr>
+      <w:r>
+        <w:rPr>
+          <w:rFonts w:ascii="Times New Roman" w:hAnsi="Times New Roman" w:cs="Times New Roman"/>
+          <w:noProof/>
+          <w:sz w:val="24"/>
+          <w:szCs w:val="24"/>
+        </w:rPr>
+        <w:pict w14:anchorId="174E44D0">
+          <v:rect id="_x0000_s1029" style="position:absolute;left:0;text-align:left;margin-left:20.8pt;margin-top:4.45pt;width:115pt;height:63.45pt;z-index:251664896;mso-position-horizontal-relative:text;mso-position-vertical-relative:text" fillcolor="#4472c4 [3204]" stroked="f">
+            <v:textbox style="mso-next-textbox:#_x0000_s1029">
+              <w:txbxContent>
+                <w:p>
+                  <w:pPr>
+                    <w:rPr>
+                      <w:lang w:val="en-IN"/>
+                    </w:rPr>
+                  </w:pPr>
+                  <w:r>
+                    <w:rPr>
+                      <w:lang w:val="en-IN"/>
+                    </w:rPr>
+                    <w:t>{{SPONSOR_SIGNATURE}}</w:t>
+                  </w:r>
+                </w:p>
+                <w:p/>
+              </w:txbxContent>
+            </v:textbox>
+          </v:rect>
+        </w:pict>
+      </w:r>
     </w:p>
     <w:p>
       <w:pPr>
